--- a/작업일지/7주차.docx
+++ b/작업일지/7주차.docx
@@ -207,6 +207,7 @@
                 <w:bCs/>
               </w:rPr>
             </w:pPr>
+            <w:proofErr w:type="spellStart"/>
             <w:r>
               <w:rPr>
                 <w:rFonts w:hint="eastAsia"/>
@@ -215,6 +216,7 @@
               </w:rPr>
               <w:t>팀명</w:t>
             </w:r>
+            <w:proofErr w:type="spellEnd"/>
           </w:p>
         </w:tc>
         <w:tc>
@@ -284,7 +286,21 @@
               <w:rPr>
                 <w:rFonts w:hint="eastAsia"/>
               </w:rPr>
-              <w:t xml:space="preserve"> 윤이하나(기획, </w:t>
+              <w:t xml:space="preserve"> </w:t>
+            </w:r>
+            <w:proofErr w:type="spellStart"/>
+            <w:r>
+              <w:rPr>
+                <w:rFonts w:hint="eastAsia"/>
+              </w:rPr>
+              <w:t>윤이하나</w:t>
+            </w:r>
+            <w:proofErr w:type="spellEnd"/>
+            <w:r>
+              <w:rPr>
+                <w:rFonts w:hint="eastAsia"/>
+              </w:rPr>
+              <w:t xml:space="preserve">(기획, </w:t>
             </w:r>
             <w:r>
               <w:rPr>
@@ -402,11 +418,6 @@
             </w:r>
           </w:p>
           <w:p>
-            <w:pPr>
-              <w:rPr>
-                <w:rFonts w:hint="eastAsia"/>
-              </w:rPr>
-            </w:pPr>
             <w:r>
               <w:rPr>
                 <w:rFonts w:hint="eastAsia"/>
@@ -420,7 +431,14 @@
               <w:rPr>
                 <w:rFonts w:hint="eastAsia"/>
               </w:rPr>
-              <w:t xml:space="preserve"> Unreal Engine으로 변경 및 지도 교수님께 확인</w:t>
+              <w:t xml:space="preserve"> Unreal Engine으로 변경 및 지도 교수님께 </w:t>
+            </w:r>
+            <w:proofErr w:type="gramStart"/>
+            <w:r>
+              <w:rPr>
+                <w:rFonts w:hint="eastAsia"/>
+              </w:rPr>
+              <w:t>확인</w:t>
             </w:r>
             <w:r>
               <w:rPr>
@@ -428,6 +446,7 @@
               </w:rPr>
               <w:t xml:space="preserve"> 받았음</w:t>
             </w:r>
+            <w:proofErr w:type="gramEnd"/>
           </w:p>
         </w:tc>
       </w:tr>
@@ -479,6 +498,7 @@
                 <w:bCs/>
               </w:rPr>
             </w:pPr>
+            <w:proofErr w:type="spellStart"/>
             <w:r>
               <w:rPr>
                 <w:rFonts w:hint="eastAsia"/>
@@ -487,6 +507,7 @@
               </w:rPr>
               <w:t>윤이하나</w:t>
             </w:r>
+            <w:proofErr w:type="spellEnd"/>
           </w:p>
         </w:tc>
         <w:tc>
@@ -560,11 +581,6 @@
             </w:r>
           </w:p>
           <w:p>
-            <w:pPr>
-              <w:rPr>
-                <w:rFonts w:hint="eastAsia"/>
-              </w:rPr>
-            </w:pPr>
             <w:r>
               <w:rPr>
                 <w:rFonts w:hint="eastAsia"/>
@@ -626,6 +642,7 @@
                 <w:bCs/>
               </w:rPr>
             </w:pPr>
+            <w:proofErr w:type="spellStart"/>
             <w:r>
               <w:rPr>
                 <w:rFonts w:hint="eastAsia"/>
@@ -634,6 +651,7 @@
               </w:rPr>
               <w:t>윤이하나</w:t>
             </w:r>
+            <w:proofErr w:type="spellEnd"/>
           </w:p>
         </w:tc>
         <w:tc>
@@ -703,13 +721,423 @@
           <w:tcPr>
             <w:tcW w:w="9214" w:type="dxa"/>
           </w:tcPr>
-          <w:p/>
+          <w:p>
+            <w:r>
+              <w:rPr>
+                <w:rFonts w:hint="eastAsia"/>
+              </w:rPr>
+              <w:t>- 공학대전에 참가했는데, 친구들과 선배들의 의견을 들어보니 엔진으로 가는 게 나을 것 같</w:t>
+            </w:r>
+            <w:r>
+              <w:rPr>
+                <w:rFonts w:hint="eastAsia"/>
+              </w:rPr>
+              <w:t>아서 26일 팀원들과 상의 후</w:t>
+            </w:r>
+            <w:r>
+              <w:rPr>
+                <w:rFonts w:hint="eastAsia"/>
+              </w:rPr>
+              <w:t xml:space="preserve"> 엔진으로 변경</w:t>
+            </w:r>
+            <w:r>
+              <w:rPr>
+                <w:rFonts w:hint="eastAsia"/>
+              </w:rPr>
+              <w:t>했고, 지도 교수님께 확인</w:t>
+            </w:r>
+            <w:r>
+              <w:rPr>
+                <w:rFonts w:hint="eastAsia"/>
+              </w:rPr>
+              <w:t>을</w:t>
+            </w:r>
+            <w:r>
+              <w:rPr>
+                <w:rFonts w:hint="eastAsia"/>
+              </w:rPr>
+              <w:t xml:space="preserve"> 받았다. </w:t>
+            </w:r>
+            <w:r>
+              <w:rPr>
+                <w:rFonts w:hint="eastAsia"/>
+              </w:rPr>
+              <w:t xml:space="preserve">이대현 교수님께 상담 받고 따로 </w:t>
+            </w:r>
+            <w:proofErr w:type="spellStart"/>
+            <w:r>
+              <w:rPr>
+                <w:rFonts w:hint="eastAsia"/>
+              </w:rPr>
+              <w:t>공부</w:t>
+            </w:r>
+            <w:r>
+              <w:rPr>
+                <w:rFonts w:hint="eastAsia"/>
+              </w:rPr>
+              <w:t>해야겠다</w:t>
+            </w:r>
+            <w:proofErr w:type="spellEnd"/>
+            <w:r>
+              <w:rPr>
+                <w:rFonts w:hint="eastAsia"/>
+              </w:rPr>
+              <w:t>.</w:t>
+            </w:r>
+            <w:r>
+              <w:rPr>
+                <w:rFonts w:hint="eastAsia"/>
+              </w:rPr>
+              <w:t xml:space="preserve"> </w:t>
+            </w:r>
+          </w:p>
+          <w:p>
+            <w:r>
+              <w:rPr>
+                <w:rFonts w:hint="eastAsia"/>
+              </w:rPr>
+              <w:t xml:space="preserve">- </w:t>
+            </w:r>
+            <w:r>
+              <w:rPr>
+                <w:rFonts w:hint="eastAsia"/>
+              </w:rPr>
+              <w:t xml:space="preserve">Udemy의 Unreal Engine5 C++강의를 구입해서 섹션1까지 수강했다. </w:t>
+            </w:r>
+            <w:proofErr w:type="spellStart"/>
+            <w:r>
+              <w:rPr>
+                <w:rFonts w:hint="eastAsia"/>
+              </w:rPr>
+              <w:t>언리얼로</w:t>
+            </w:r>
+            <w:proofErr w:type="spellEnd"/>
+            <w:r>
+              <w:rPr>
+                <w:rFonts w:hint="eastAsia"/>
+              </w:rPr>
+              <w:t xml:space="preserve"> </w:t>
+            </w:r>
+            <w:r>
+              <w:rPr>
+                <w:rFonts w:hint="eastAsia"/>
+              </w:rPr>
+              <w:t>모델을 불러오는</w:t>
+            </w:r>
+            <w:r>
+              <w:rPr>
+                <w:rFonts w:hint="eastAsia"/>
+              </w:rPr>
+              <w:t xml:space="preserve"> 내용을 </w:t>
+            </w:r>
+            <w:r>
+              <w:rPr>
+                <w:rFonts w:hint="eastAsia"/>
+              </w:rPr>
+              <w:t xml:space="preserve">아직 </w:t>
+            </w:r>
+            <w:r>
+              <w:rPr>
+                <w:rFonts w:hint="eastAsia"/>
+              </w:rPr>
+              <w:t xml:space="preserve">배우지 않아서 </w:t>
+            </w:r>
+            <w:proofErr w:type="spellStart"/>
+            <w:r>
+              <w:rPr>
+                <w:rFonts w:hint="eastAsia"/>
+              </w:rPr>
+              <w:t>구글링했는데</w:t>
+            </w:r>
+            <w:proofErr w:type="spellEnd"/>
+            <w:r>
+              <w:rPr>
+                <w:rFonts w:hint="eastAsia"/>
+              </w:rPr>
+              <w:t xml:space="preserve">, </w:t>
+            </w:r>
+            <w:proofErr w:type="spellStart"/>
+            <w:r>
+              <w:rPr>
+                <w:rFonts w:hint="eastAsia"/>
+              </w:rPr>
+              <w:t>Mixamo</w:t>
+            </w:r>
+            <w:proofErr w:type="spellEnd"/>
+            <w:r>
+              <w:rPr>
+                <w:rFonts w:hint="eastAsia"/>
+              </w:rPr>
+              <w:t xml:space="preserve">로 캐릭터 </w:t>
+            </w:r>
+            <w:proofErr w:type="spellStart"/>
+            <w:r>
+              <w:rPr>
+                <w:rFonts w:hint="eastAsia"/>
+              </w:rPr>
+              <w:t>리타겟팅하는</w:t>
+            </w:r>
+            <w:proofErr w:type="spellEnd"/>
+            <w:r>
+              <w:rPr>
+                <w:rFonts w:hint="eastAsia"/>
+              </w:rPr>
+              <w:t xml:space="preserve"> 방법을 찾아서 시도했다. 그런데 IK Retarget 파일이 없어서 </w:t>
+            </w:r>
+            <w:proofErr w:type="spellStart"/>
+            <w:r>
+              <w:rPr>
+                <w:rFonts w:hint="eastAsia"/>
+              </w:rPr>
+              <w:t>리타겟팅은</w:t>
+            </w:r>
+            <w:proofErr w:type="spellEnd"/>
+            <w:r>
+              <w:rPr>
+                <w:rFonts w:hint="eastAsia"/>
+              </w:rPr>
+              <w:t xml:space="preserve"> 못하고, Blueprint에 있는 Mesh에 </w:t>
+            </w:r>
+            <w:proofErr w:type="spellStart"/>
+            <w:r>
+              <w:rPr>
+                <w:rFonts w:hint="eastAsia"/>
+              </w:rPr>
+              <w:t>Mixamo</w:t>
+            </w:r>
+            <w:proofErr w:type="spellEnd"/>
+            <w:r>
+              <w:rPr>
+                <w:rFonts w:hint="eastAsia"/>
+              </w:rPr>
+              <w:t xml:space="preserve"> 모델을 넣</w:t>
+            </w:r>
+            <w:r>
+              <w:rPr>
+                <w:rFonts w:hint="eastAsia"/>
+              </w:rPr>
+              <w:t xml:space="preserve">었다. </w:t>
+            </w:r>
+            <w:r>
+              <w:rPr>
+                <w:rFonts w:hint="eastAsia"/>
+              </w:rPr>
+              <w:t xml:space="preserve">(찾아보니 </w:t>
+            </w:r>
+            <w:proofErr w:type="spellStart"/>
+            <w:r>
+              <w:rPr>
+                <w:rFonts w:hint="eastAsia"/>
+              </w:rPr>
+              <w:t>언리얼</w:t>
+            </w:r>
+            <w:proofErr w:type="spellEnd"/>
+            <w:r>
+              <w:rPr>
+                <w:rFonts w:hint="eastAsia"/>
+              </w:rPr>
+              <w:t xml:space="preserve"> 버전별로 모델을 불러오는 방법이 </w:t>
+            </w:r>
+            <w:r>
+              <w:rPr>
+                <w:rFonts w:hint="eastAsia"/>
+              </w:rPr>
+              <w:t>다르다고</w:t>
+            </w:r>
+            <w:r>
+              <w:rPr>
+                <w:rFonts w:hint="eastAsia"/>
+              </w:rPr>
+              <w:t xml:space="preserve"> 해서 헷갈렸는데 일단은 </w:t>
+            </w:r>
+            <w:proofErr w:type="spellStart"/>
+            <w:r>
+              <w:rPr>
+                <w:rFonts w:hint="eastAsia"/>
+              </w:rPr>
+              <w:t>언리얼</w:t>
+            </w:r>
+            <w:proofErr w:type="spellEnd"/>
+            <w:r>
+              <w:rPr>
+                <w:rFonts w:hint="eastAsia"/>
+              </w:rPr>
+              <w:t xml:space="preserve"> 지식이 부족</w:t>
+            </w:r>
+            <w:r>
+              <w:rPr>
+                <w:rFonts w:hint="eastAsia"/>
+              </w:rPr>
+              <w:t>하므로 빨리 공부하자.</w:t>
+            </w:r>
+            <w:r>
+              <w:rPr>
+                <w:rFonts w:hint="eastAsia"/>
+              </w:rPr>
+              <w:t xml:space="preserve">) </w:t>
+            </w:r>
+            <w:r>
+              <w:rPr>
+                <w:rFonts w:hint="eastAsia"/>
+              </w:rPr>
+              <w:t xml:space="preserve">그래서 아무 애니메이션 없이 T자로 서 있는 상태에서 이동하도록 </w:t>
+            </w:r>
+            <w:r>
+              <w:rPr>
+                <w:rFonts w:hint="eastAsia"/>
+              </w:rPr>
+              <w:t>했다.</w:t>
+            </w:r>
+            <w:r>
+              <w:rPr>
+                <w:rFonts w:hint="eastAsia"/>
+              </w:rPr>
+              <w:t xml:space="preserve"> 아직 </w:t>
+            </w:r>
+            <w:proofErr w:type="spellStart"/>
+            <w:r>
+              <w:rPr>
+                <w:rFonts w:hint="eastAsia"/>
+              </w:rPr>
+              <w:t>언리얼을</w:t>
+            </w:r>
+            <w:proofErr w:type="spellEnd"/>
+            <w:r>
+              <w:rPr>
+                <w:rFonts w:hint="eastAsia"/>
+              </w:rPr>
+              <w:t xml:space="preserve"> 잘 다루지 못해서 </w:t>
+            </w:r>
+            <w:proofErr w:type="spellStart"/>
+            <w:r>
+              <w:rPr>
+                <w:rFonts w:hint="eastAsia"/>
+              </w:rPr>
+              <w:t>블루프린트</w:t>
+            </w:r>
+            <w:proofErr w:type="spellEnd"/>
+            <w:r>
+              <w:rPr>
+                <w:rFonts w:hint="eastAsia"/>
+              </w:rPr>
+              <w:t xml:space="preserve"> 구조를 제대로 분석하지 못했고 많이 헤매기도 했다. 이번 추석 때 강의도 듣고 익숙해지려고 한다.</w:t>
+            </w:r>
+          </w:p>
+          <w:p>
+            <w:pPr>
+              <w:rPr>
+                <w:rFonts w:hint="eastAsia"/>
+              </w:rPr>
+            </w:pPr>
+            <w:r>
+              <w:rPr>
+                <w:rFonts w:hint="eastAsia"/>
+              </w:rPr>
+              <w:t xml:space="preserve">- 하나가 만들었던 </w:t>
+            </w:r>
+            <w:proofErr w:type="spellStart"/>
+            <w:r>
+              <w:rPr>
+                <w:rFonts w:hint="eastAsia"/>
+              </w:rPr>
+              <w:t>메쉬를</w:t>
+            </w:r>
+            <w:proofErr w:type="spellEnd"/>
+            <w:r>
+              <w:rPr>
+                <w:rFonts w:hint="eastAsia"/>
+              </w:rPr>
+              <w:t xml:space="preserve"> 넣으려고 했는데 크기가 너무 커서 </w:t>
+            </w:r>
+            <w:proofErr w:type="spellStart"/>
+            <w:r>
+              <w:rPr>
+                <w:rFonts w:hint="eastAsia"/>
+              </w:rPr>
+              <w:t>Mixamo</w:t>
+            </w:r>
+            <w:proofErr w:type="spellEnd"/>
+            <w:r>
+              <w:rPr>
+                <w:rFonts w:hint="eastAsia"/>
+              </w:rPr>
+              <w:t xml:space="preserve"> 모델</w:t>
+            </w:r>
+            <w:r>
+              <w:rPr>
+                <w:rFonts w:hint="eastAsia"/>
+              </w:rPr>
+              <w:t>로 변경했다. 추후에 크기도 같이 상의하려고 한다.</w:t>
+            </w:r>
+          </w:p>
+          <w:p>
+            <w:pPr>
+              <w:rPr>
+                <w:rFonts w:hint="eastAsia"/>
+              </w:rPr>
+            </w:pPr>
+            <w:r>
+              <w:rPr>
+                <w:noProof/>
+              </w:rPr>
+              <w:lastRenderedPageBreak/>
+              <w:drawing>
+                <wp:inline distT="0" distB="0" distL="0" distR="0" wp14:anchorId="3DB24BF7" wp14:editId="38007CCE">
+                  <wp:extent cx="4842344" cy="2725439"/>
+                  <wp:effectExtent l="0" t="0" r="0" b="0"/>
+                  <wp:docPr id="1584941855" name="그림 1"/>
+                  <wp:cNvGraphicFramePr>
+                    <a:graphicFrameLocks xmlns:a="http://schemas.openxmlformats.org/drawingml/2006/main" noChangeAspect="1"/>
+                  </wp:cNvGraphicFramePr>
+                  <a:graphic xmlns:a="http://schemas.openxmlformats.org/drawingml/2006/main">
+                    <a:graphicData uri="http://schemas.openxmlformats.org/drawingml/2006/picture">
+                      <pic:pic xmlns:pic="http://schemas.openxmlformats.org/drawingml/2006/picture">
+                        <pic:nvPicPr>
+                          <pic:cNvPr id="0" name="Picture 1"/>
+                          <pic:cNvPicPr>
+                            <a:picLocks noChangeAspect="1" noChangeArrowheads="1"/>
+                          </pic:cNvPicPr>
+                        </pic:nvPicPr>
+                        <pic:blipFill>
+                          <a:blip r:embed="rId7" cstate="print">
+                            <a:extLst>
+                              <a:ext uri="{28A0092B-C50C-407E-A947-70E740481C1C}">
+                                <a14:useLocalDpi xmlns:a14="http://schemas.microsoft.com/office/drawing/2010/main" val="0"/>
+                              </a:ext>
+                            </a:extLst>
+                          </a:blip>
+                          <a:srcRect/>
+                          <a:stretch>
+                            <a:fillRect/>
+                          </a:stretch>
+                        </pic:blipFill>
+                        <pic:spPr bwMode="auto">
+                          <a:xfrm>
+                            <a:off x="0" y="0"/>
+                            <a:ext cx="4875922" cy="2744338"/>
+                          </a:xfrm>
+                          <a:prstGeom prst="rect">
+                            <a:avLst/>
+                          </a:prstGeom>
+                          <a:noFill/>
+                          <a:ln>
+                            <a:noFill/>
+                          </a:ln>
+                        </pic:spPr>
+                      </pic:pic>
+                    </a:graphicData>
+                  </a:graphic>
+                </wp:inline>
+              </w:drawing>
+            </w:r>
+          </w:p>
         </w:tc>
       </w:tr>
     </w:tbl>
     <w:p>
       <w:pPr>
         <w:rPr>
+          <w:rFonts w:hint="eastAsia"/>
           <w:b/>
           <w:bCs/>
         </w:rPr>
@@ -1503,6 +1931,7 @@
   <w:style w:type="character" w:default="1" w:styleId="a0">
     <w:name w:val="Default Paragraph Font"/>
     <w:uiPriority w:val="1"/>
+    <w:semiHidden/>
     <w:unhideWhenUsed/>
   </w:style>
   <w:style w:type="table" w:default="1" w:styleId="a1">

--- a/작업일지/7주차.docx
+++ b/작업일지/7주차.docx
@@ -286,21 +286,7 @@
               <w:rPr>
                 <w:rFonts w:hint="eastAsia"/>
               </w:rPr>
-              <w:t xml:space="preserve"> </w:t>
-            </w:r>
-            <w:proofErr w:type="spellStart"/>
-            <w:r>
-              <w:rPr>
-                <w:rFonts w:hint="eastAsia"/>
-              </w:rPr>
-              <w:t>윤이하나</w:t>
-            </w:r>
-            <w:proofErr w:type="spellEnd"/>
-            <w:r>
-              <w:rPr>
-                <w:rFonts w:hint="eastAsia"/>
-              </w:rPr>
-              <w:t xml:space="preserve">(기획, </w:t>
+              <w:t xml:space="preserve"> 윤이하나(기획, </w:t>
             </w:r>
             <w:r>
               <w:rPr>
@@ -431,14 +417,7 @@
               <w:rPr>
                 <w:rFonts w:hint="eastAsia"/>
               </w:rPr>
-              <w:t xml:space="preserve"> Unreal Engine으로 변경 및 지도 교수님께 </w:t>
-            </w:r>
-            <w:proofErr w:type="gramStart"/>
-            <w:r>
-              <w:rPr>
-                <w:rFonts w:hint="eastAsia"/>
-              </w:rPr>
-              <w:t>확인</w:t>
+              <w:t xml:space="preserve"> Unreal Engine으로 변경 및 지도 교수님께 확인</w:t>
             </w:r>
             <w:r>
               <w:rPr>
@@ -446,7 +425,6 @@
               </w:rPr>
               <w:t xml:space="preserve"> 받았음</w:t>
             </w:r>
-            <w:proofErr w:type="gramEnd"/>
           </w:p>
         </w:tc>
       </w:tr>
@@ -498,7 +476,6 @@
                 <w:bCs/>
               </w:rPr>
             </w:pPr>
-            <w:proofErr w:type="spellStart"/>
             <w:r>
               <w:rPr>
                 <w:rFonts w:hint="eastAsia"/>
@@ -507,14 +484,17 @@
               </w:rPr>
               <w:t>윤이하나</w:t>
             </w:r>
-            <w:proofErr w:type="spellEnd"/>
           </w:p>
         </w:tc>
         <w:tc>
           <w:tcPr>
             <w:tcW w:w="9214" w:type="dxa"/>
           </w:tcPr>
-          <w:p/>
+          <w:p>
+            <w:r>
+              <w:t>- 게임 플레이 &lt;자원 수집&gt; 위주로 기획</w:t>
+            </w:r>
+          </w:p>
         </w:tc>
       </w:tr>
       <w:tr>
@@ -642,7 +622,6 @@
                 <w:bCs/>
               </w:rPr>
             </w:pPr>
-            <w:proofErr w:type="spellStart"/>
             <w:r>
               <w:rPr>
                 <w:rFonts w:hint="eastAsia"/>
@@ -651,7 +630,6 @@
               </w:rPr>
               <w:t>윤이하나</w:t>
             </w:r>
-            <w:proofErr w:type="spellEnd"/>
           </w:p>
         </w:tc>
         <w:tc>
@@ -659,10 +637,67 @@
             <w:tcW w:w="9214" w:type="dxa"/>
           </w:tcPr>
           <w:p>
+            <w:r>
+              <w:t>&lt;수행 내용&gt;</w:t>
+            </w:r>
+          </w:p>
+          <w:p>
+            <w:r>
+              <w:t>- 게임기획2 강의에 졸업 작품 게임의 기획서를 제출하였다. 종합 설계 기획용으로 제작되는 문서와 달리 기획 위주로 작성해야 해서 어렵다. 타 학우들의 조언을 받아 게임 플레이의 아이디어를 몇 가지 받았다. 현재 게임기획2 문서는 게임 플레이 중 특히 ‘자원 수집’ 플레이의 아이디어를 정리해 작성하고 있다.</w:t>
+            </w:r>
+          </w:p>
+          <w:p/>
+          <w:p>
+            <w:r>
+              <w:t>&lt;기타 기록&gt;</w:t>
+            </w:r>
+          </w:p>
+          <w:p>
+            <w:r>
+              <w:t xml:space="preserve">- </w:t>
+            </w:r>
+            <w:proofErr w:type="spellStart"/>
+            <w:r>
+              <w:t>언리얼</w:t>
+            </w:r>
+            <w:proofErr w:type="spellEnd"/>
+            <w:r>
+              <w:t xml:space="preserve"> 엔진으로 졸업작품을 진행한 동기 중 모델링을 담당한 친구가 있어 조언을 얻었다. </w:t>
+            </w:r>
+            <w:proofErr w:type="spellStart"/>
+            <w:r>
+              <w:t>종설기</w:t>
+            </w:r>
+            <w:proofErr w:type="spellEnd"/>
+            <w:r>
+              <w:t xml:space="preserve"> 발표 때 PPT에 어떠한 내용이 들어가야 하는지 물어보았다. 아직은 잘 감이 오지 않는다.</w:t>
+            </w:r>
+          </w:p>
+          <w:p>
             <w:pPr>
-              <w:pStyle w:val="a6"/>
-              <w:ind w:left="880"/>
+              <w:rPr>
+                <w:rFonts w:hint="eastAsia"/>
+              </w:rPr>
             </w:pPr>
+            <w:r>
+              <w:t xml:space="preserve">- </w:t>
+            </w:r>
+            <w:proofErr w:type="spellStart"/>
+            <w:r>
+              <w:t>종설기</w:t>
+            </w:r>
+            <w:proofErr w:type="spellEnd"/>
+            <w:r>
+              <w:t xml:space="preserve"> 이후 기획자나 </w:t>
+            </w:r>
+            <w:proofErr w:type="spellStart"/>
+            <w:r>
+              <w:t>모델러로서</w:t>
+            </w:r>
+            <w:proofErr w:type="spellEnd"/>
+            <w:r>
+              <w:t xml:space="preserve"> 앞으로 해야 할 일이 무엇인지 알고 싶다.</w:t>
+            </w:r>
           </w:p>
         </w:tc>
       </w:tr>
@@ -726,25 +761,7 @@
               <w:rPr>
                 <w:rFonts w:hint="eastAsia"/>
               </w:rPr>
-              <w:t>- 공학대전에 참가했는데, 친구들과 선배들의 의견을 들어보니 엔진으로 가는 게 나을 것 같</w:t>
-            </w:r>
-            <w:r>
-              <w:rPr>
-                <w:rFonts w:hint="eastAsia"/>
-              </w:rPr>
-              <w:t>아서 26일 팀원들과 상의 후</w:t>
-            </w:r>
-            <w:r>
-              <w:rPr>
-                <w:rFonts w:hint="eastAsia"/>
-              </w:rPr>
-              <w:t xml:space="preserve"> 엔진으로 변경</w:t>
-            </w:r>
-            <w:r>
-              <w:rPr>
-                <w:rFonts w:hint="eastAsia"/>
-              </w:rPr>
-              <w:t>했고, 지도 교수님께 확인</w:t>
+              <w:t>- 공학대전에 참가했는데, 친구들과 선배들의 의견을 들어보니 엔진으로 가는 게 나을 것 같아서 26일 팀원들과 상의 후 엔진으로 변경했고, 지도 교수님께 확인</w:t>
             </w:r>
             <w:r>
               <w:rPr>
@@ -756,13 +773,7 @@
               <w:rPr>
                 <w:rFonts w:hint="eastAsia"/>
               </w:rPr>
-              <w:t xml:space="preserve"> 받았다. </w:t>
-            </w:r>
-            <w:r>
-              <w:rPr>
-                <w:rFonts w:hint="eastAsia"/>
-              </w:rPr>
-              <w:t xml:space="preserve">이대현 교수님께 상담 받고 따로 </w:t>
+              <w:t xml:space="preserve"> 받았다. 이대현 교수님께 상담 받고 따로 </w:t>
             </w:r>
             <w:proofErr w:type="spellStart"/>
             <w:r>
@@ -936,7 +947,14 @@
               <w:rPr>
                 <w:rFonts w:hint="eastAsia"/>
               </w:rPr>
-              <w:t xml:space="preserve"> 버전별로 모델을 불러오는 방법이 </w:t>
+              <w:t xml:space="preserve"> 버전별로 모델을 불러오는 </w:t>
+            </w:r>
+            <w:r>
+              <w:rPr>
+                <w:rFonts w:hint="eastAsia"/>
+              </w:rPr>
+              <w:lastRenderedPageBreak/>
+              <w:t xml:space="preserve">방법이 </w:t>
             </w:r>
             <w:r>
               <w:rPr>
@@ -1024,11 +1042,6 @@
             </w:r>
           </w:p>
           <w:p>
-            <w:pPr>
-              <w:rPr>
-                <w:rFonts w:hint="eastAsia"/>
-              </w:rPr>
-            </w:pPr>
             <w:r>
               <w:rPr>
                 <w:rFonts w:hint="eastAsia"/>
@@ -1071,16 +1084,10 @@
             </w:r>
           </w:p>
           <w:p>
-            <w:pPr>
-              <w:rPr>
-                <w:rFonts w:hint="eastAsia"/>
-              </w:rPr>
-            </w:pPr>
             <w:r>
               <w:rPr>
                 <w:noProof/>
               </w:rPr>
-              <w:lastRenderedPageBreak/>
               <w:drawing>
                 <wp:inline distT="0" distB="0" distL="0" distR="0" wp14:anchorId="3DB24BF7" wp14:editId="38007CCE">
                   <wp:extent cx="4842344" cy="2725439"/>
@@ -1137,7 +1144,6 @@
     <w:p>
       <w:pPr>
         <w:rPr>
-          <w:rFonts w:hint="eastAsia"/>
           <w:b/>
           <w:bCs/>
         </w:rPr>

--- a/작업일지/7주차.docx
+++ b/작업일지/7주차.docx
@@ -523,7 +523,55 @@
           <w:tcPr>
             <w:tcW w:w="9214" w:type="dxa"/>
           </w:tcPr>
-          <w:p/>
+          <w:p>
+            <w:r>
+              <w:rPr>
+                <w:rFonts w:hint="eastAsia"/>
+              </w:rPr>
+              <w:t xml:space="preserve">- </w:t>
+            </w:r>
+            <w:proofErr w:type="spellStart"/>
+            <w:r>
+              <w:rPr>
+                <w:rFonts w:hint="eastAsia"/>
+              </w:rPr>
+              <w:t>언리얼</w:t>
+            </w:r>
+            <w:proofErr w:type="spellEnd"/>
+            <w:r>
+              <w:rPr>
+                <w:rFonts w:hint="eastAsia"/>
+              </w:rPr>
+              <w:t xml:space="preserve"> 소켓 프로그래밍 알아보기</w:t>
+            </w:r>
+          </w:p>
+          <w:p>
+            <w:pPr>
+              <w:rPr>
+                <w:rFonts w:hint="eastAsia"/>
+              </w:rPr>
+            </w:pPr>
+            <w:r>
+              <w:rPr>
+                <w:rFonts w:hint="eastAsia"/>
+              </w:rPr>
+              <w:t xml:space="preserve">- </w:t>
+            </w:r>
+            <w:proofErr w:type="spellStart"/>
+            <w:r>
+              <w:rPr>
+                <w:rFonts w:hint="eastAsia"/>
+              </w:rPr>
+              <w:t>언리얼이랑</w:t>
+            </w:r>
+            <w:proofErr w:type="spellEnd"/>
+            <w:r>
+              <w:rPr>
+                <w:rFonts w:hint="eastAsia"/>
+              </w:rPr>
+              <w:t xml:space="preserve"> 기존 서버 연동하기</w:t>
+            </w:r>
+          </w:p>
         </w:tc>
       </w:tr>
       <w:tr>
@@ -674,11 +722,6 @@
             </w:r>
           </w:p>
           <w:p>
-            <w:pPr>
-              <w:rPr>
-                <w:rFonts w:hint="eastAsia"/>
-              </w:rPr>
-            </w:pPr>
             <w:r>
               <w:t xml:space="preserve">- </w:t>
             </w:r>
@@ -727,7 +770,83 @@
           <w:tcPr>
             <w:tcW w:w="9214" w:type="dxa"/>
           </w:tcPr>
-          <w:p/>
+          <w:p>
+            <w:r>
+              <w:rPr>
+                <w:rFonts w:hint="eastAsia"/>
+              </w:rPr>
+              <w:t xml:space="preserve">- </w:t>
+            </w:r>
+            <w:proofErr w:type="spellStart"/>
+            <w:r>
+              <w:rPr>
+                <w:rFonts w:hint="eastAsia"/>
+              </w:rPr>
+              <w:t>언리얼</w:t>
+            </w:r>
+            <w:proofErr w:type="spellEnd"/>
+            <w:r>
+              <w:rPr>
+                <w:rFonts w:hint="eastAsia"/>
+              </w:rPr>
+              <w:t xml:space="preserve"> 소켓 프로그래밍에 대해 알아봤는데, </w:t>
+            </w:r>
+            <w:proofErr w:type="spellStart"/>
+            <w:r>
+              <w:rPr>
+                <w:rFonts w:hint="eastAsia"/>
+              </w:rPr>
+              <w:t>언리얼에서도</w:t>
+            </w:r>
+            <w:proofErr w:type="spellEnd"/>
+            <w:r>
+              <w:rPr>
+                <w:rFonts w:hint="eastAsia"/>
+              </w:rPr>
+              <w:t xml:space="preserve"> WinSock을 쓸 수 있다고 하여, 이걸 이용해서 기존 서버와 연동하기로 했다.</w:t>
+            </w:r>
+          </w:p>
+          <w:p>
+            <w:pPr>
+              <w:rPr>
+                <w:rFonts w:hint="eastAsia"/>
+              </w:rPr>
+            </w:pPr>
+            <w:r>
+              <w:rPr>
+                <w:rFonts w:hint="eastAsia"/>
+              </w:rPr>
+              <w:t xml:space="preserve">- 기존 서버와 연동해보려고 했으나, </w:t>
+            </w:r>
+            <w:proofErr w:type="spellStart"/>
+            <w:r>
+              <w:rPr>
+                <w:rFonts w:hint="eastAsia"/>
+              </w:rPr>
+              <w:t>언리얼에</w:t>
+            </w:r>
+            <w:proofErr w:type="spellEnd"/>
+            <w:r>
+              <w:rPr>
+                <w:rFonts w:hint="eastAsia"/>
+              </w:rPr>
+              <w:t xml:space="preserve"> 대한 지식이 전혀 없어 UI를 사용하는 것부터 난관에 부딪혀 무언가 시도해보지 못했다. 다음주에 </w:t>
+            </w:r>
+            <w:proofErr w:type="spellStart"/>
+            <w:r>
+              <w:rPr>
+                <w:rFonts w:hint="eastAsia"/>
+              </w:rPr>
+              <w:t>언리얼에</w:t>
+            </w:r>
+            <w:proofErr w:type="spellEnd"/>
+            <w:r>
+              <w:rPr>
+                <w:rFonts w:hint="eastAsia"/>
+              </w:rPr>
+              <w:t xml:space="preserve"> 대해 기본적인 것을 학습하고 소켓 프로그래밍을 재시도해봐야겠다.</w:t>
+            </w:r>
+          </w:p>
         </w:tc>
       </w:tr>
       <w:tr>
@@ -773,7 +892,14 @@
               <w:rPr>
                 <w:rFonts w:hint="eastAsia"/>
               </w:rPr>
-              <w:t xml:space="preserve"> 받았다. 이대현 교수님께 상담 받고 따로 </w:t>
+              <w:t xml:space="preserve"> 받았다. 이</w:t>
+            </w:r>
+            <w:r>
+              <w:rPr>
+                <w:rFonts w:hint="eastAsia"/>
+              </w:rPr>
+              <w:lastRenderedPageBreak/>
+              <w:t xml:space="preserve">대현 교수님께 상담 받고 따로 </w:t>
             </w:r>
             <w:proofErr w:type="spellStart"/>
             <w:r>
@@ -947,14 +1073,7 @@
               <w:rPr>
                 <w:rFonts w:hint="eastAsia"/>
               </w:rPr>
-              <w:t xml:space="preserve"> 버전별로 모델을 불러오는 </w:t>
-            </w:r>
-            <w:r>
-              <w:rPr>
-                <w:rFonts w:hint="eastAsia"/>
-              </w:rPr>
-              <w:lastRenderedPageBreak/>
-              <w:t xml:space="preserve">방법이 </w:t>
+              <w:t xml:space="preserve"> 버전별로 모델을 불러오는 방법이 </w:t>
             </w:r>
             <w:r>
               <w:rPr>
@@ -1324,8 +1443,238 @@
       </w:rPr>
     </w:lvl>
   </w:abstractNum>
+  <w:abstractNum w:abstractNumId="1" w15:restartNumberingAfterBreak="0">
+    <w:nsid w:val="5B2F5B88"/>
+    <w:multiLevelType w:val="hybridMultilevel"/>
+    <w:tmpl w:val="B498A7C6"/>
+    <w:lvl w:ilvl="0" w:tplc="7FDEF070">
+      <w:numFmt w:val="bullet"/>
+      <w:lvlText w:val="-"/>
+      <w:lvlJc w:val="left"/>
+      <w:pPr>
+        <w:ind w:left="800" w:hanging="360"/>
+      </w:pPr>
+      <w:rPr>
+        <w:rFonts w:ascii="맑은 고딕" w:eastAsia="맑은 고딕" w:hAnsi="맑은 고딕" w:cstheme="minorBidi" w:hint="eastAsia"/>
+      </w:rPr>
+    </w:lvl>
+    <w:lvl w:ilvl="1" w:tplc="04090003" w:tentative="1">
+      <w:start w:val="1"/>
+      <w:numFmt w:val="bullet"/>
+      <w:lvlText w:val=""/>
+      <w:lvlJc w:val="left"/>
+      <w:pPr>
+        <w:ind w:left="1320" w:hanging="440"/>
+      </w:pPr>
+      <w:rPr>
+        <w:rFonts w:ascii="Wingdings" w:hAnsi="Wingdings" w:hint="default"/>
+      </w:rPr>
+    </w:lvl>
+    <w:lvl w:ilvl="2" w:tplc="04090005" w:tentative="1">
+      <w:start w:val="1"/>
+      <w:numFmt w:val="bullet"/>
+      <w:lvlText w:val=""/>
+      <w:lvlJc w:val="left"/>
+      <w:pPr>
+        <w:ind w:left="1760" w:hanging="440"/>
+      </w:pPr>
+      <w:rPr>
+        <w:rFonts w:ascii="Wingdings" w:hAnsi="Wingdings" w:hint="default"/>
+      </w:rPr>
+    </w:lvl>
+    <w:lvl w:ilvl="3" w:tplc="04090001" w:tentative="1">
+      <w:start w:val="1"/>
+      <w:numFmt w:val="bullet"/>
+      <w:lvlText w:val=""/>
+      <w:lvlJc w:val="left"/>
+      <w:pPr>
+        <w:ind w:left="2200" w:hanging="440"/>
+      </w:pPr>
+      <w:rPr>
+        <w:rFonts w:ascii="Wingdings" w:hAnsi="Wingdings" w:hint="default"/>
+      </w:rPr>
+    </w:lvl>
+    <w:lvl w:ilvl="4" w:tplc="04090003" w:tentative="1">
+      <w:start w:val="1"/>
+      <w:numFmt w:val="bullet"/>
+      <w:lvlText w:val=""/>
+      <w:lvlJc w:val="left"/>
+      <w:pPr>
+        <w:ind w:left="2640" w:hanging="440"/>
+      </w:pPr>
+      <w:rPr>
+        <w:rFonts w:ascii="Wingdings" w:hAnsi="Wingdings" w:hint="default"/>
+      </w:rPr>
+    </w:lvl>
+    <w:lvl w:ilvl="5" w:tplc="04090005" w:tentative="1">
+      <w:start w:val="1"/>
+      <w:numFmt w:val="bullet"/>
+      <w:lvlText w:val=""/>
+      <w:lvlJc w:val="left"/>
+      <w:pPr>
+        <w:ind w:left="3080" w:hanging="440"/>
+      </w:pPr>
+      <w:rPr>
+        <w:rFonts w:ascii="Wingdings" w:hAnsi="Wingdings" w:hint="default"/>
+      </w:rPr>
+    </w:lvl>
+    <w:lvl w:ilvl="6" w:tplc="04090001" w:tentative="1">
+      <w:start w:val="1"/>
+      <w:numFmt w:val="bullet"/>
+      <w:lvlText w:val=""/>
+      <w:lvlJc w:val="left"/>
+      <w:pPr>
+        <w:ind w:left="3520" w:hanging="440"/>
+      </w:pPr>
+      <w:rPr>
+        <w:rFonts w:ascii="Wingdings" w:hAnsi="Wingdings" w:hint="default"/>
+      </w:rPr>
+    </w:lvl>
+    <w:lvl w:ilvl="7" w:tplc="04090003" w:tentative="1">
+      <w:start w:val="1"/>
+      <w:numFmt w:val="bullet"/>
+      <w:lvlText w:val=""/>
+      <w:lvlJc w:val="left"/>
+      <w:pPr>
+        <w:ind w:left="3960" w:hanging="440"/>
+      </w:pPr>
+      <w:rPr>
+        <w:rFonts w:ascii="Wingdings" w:hAnsi="Wingdings" w:hint="default"/>
+      </w:rPr>
+    </w:lvl>
+    <w:lvl w:ilvl="8" w:tplc="04090005" w:tentative="1">
+      <w:start w:val="1"/>
+      <w:numFmt w:val="bullet"/>
+      <w:lvlText w:val=""/>
+      <w:lvlJc w:val="left"/>
+      <w:pPr>
+        <w:ind w:left="4400" w:hanging="440"/>
+      </w:pPr>
+      <w:rPr>
+        <w:rFonts w:ascii="Wingdings" w:hAnsi="Wingdings" w:hint="default"/>
+      </w:rPr>
+    </w:lvl>
+  </w:abstractNum>
+  <w:abstractNum w:abstractNumId="2" w15:restartNumberingAfterBreak="0">
+    <w:nsid w:val="66A222D9"/>
+    <w:multiLevelType w:val="hybridMultilevel"/>
+    <w:tmpl w:val="806C1902"/>
+    <w:lvl w:ilvl="0" w:tplc="8092EFA0">
+      <w:numFmt w:val="bullet"/>
+      <w:lvlText w:val="-"/>
+      <w:lvlJc w:val="left"/>
+      <w:pPr>
+        <w:ind w:left="800" w:hanging="360"/>
+      </w:pPr>
+      <w:rPr>
+        <w:rFonts w:ascii="맑은 고딕" w:eastAsia="맑은 고딕" w:hAnsi="맑은 고딕" w:cstheme="minorBidi" w:hint="eastAsia"/>
+      </w:rPr>
+    </w:lvl>
+    <w:lvl w:ilvl="1" w:tplc="04090003" w:tentative="1">
+      <w:start w:val="1"/>
+      <w:numFmt w:val="bullet"/>
+      <w:lvlText w:val=""/>
+      <w:lvlJc w:val="left"/>
+      <w:pPr>
+        <w:ind w:left="1320" w:hanging="440"/>
+      </w:pPr>
+      <w:rPr>
+        <w:rFonts w:ascii="Wingdings" w:hAnsi="Wingdings" w:hint="default"/>
+      </w:rPr>
+    </w:lvl>
+    <w:lvl w:ilvl="2" w:tplc="04090005" w:tentative="1">
+      <w:start w:val="1"/>
+      <w:numFmt w:val="bullet"/>
+      <w:lvlText w:val=""/>
+      <w:lvlJc w:val="left"/>
+      <w:pPr>
+        <w:ind w:left="1760" w:hanging="440"/>
+      </w:pPr>
+      <w:rPr>
+        <w:rFonts w:ascii="Wingdings" w:hAnsi="Wingdings" w:hint="default"/>
+      </w:rPr>
+    </w:lvl>
+    <w:lvl w:ilvl="3" w:tplc="04090001" w:tentative="1">
+      <w:start w:val="1"/>
+      <w:numFmt w:val="bullet"/>
+      <w:lvlText w:val=""/>
+      <w:lvlJc w:val="left"/>
+      <w:pPr>
+        <w:ind w:left="2200" w:hanging="440"/>
+      </w:pPr>
+      <w:rPr>
+        <w:rFonts w:ascii="Wingdings" w:hAnsi="Wingdings" w:hint="default"/>
+      </w:rPr>
+    </w:lvl>
+    <w:lvl w:ilvl="4" w:tplc="04090003" w:tentative="1">
+      <w:start w:val="1"/>
+      <w:numFmt w:val="bullet"/>
+      <w:lvlText w:val=""/>
+      <w:lvlJc w:val="left"/>
+      <w:pPr>
+        <w:ind w:left="2640" w:hanging="440"/>
+      </w:pPr>
+      <w:rPr>
+        <w:rFonts w:ascii="Wingdings" w:hAnsi="Wingdings" w:hint="default"/>
+      </w:rPr>
+    </w:lvl>
+    <w:lvl w:ilvl="5" w:tplc="04090005" w:tentative="1">
+      <w:start w:val="1"/>
+      <w:numFmt w:val="bullet"/>
+      <w:lvlText w:val=""/>
+      <w:lvlJc w:val="left"/>
+      <w:pPr>
+        <w:ind w:left="3080" w:hanging="440"/>
+      </w:pPr>
+      <w:rPr>
+        <w:rFonts w:ascii="Wingdings" w:hAnsi="Wingdings" w:hint="default"/>
+      </w:rPr>
+    </w:lvl>
+    <w:lvl w:ilvl="6" w:tplc="04090001" w:tentative="1">
+      <w:start w:val="1"/>
+      <w:numFmt w:val="bullet"/>
+      <w:lvlText w:val=""/>
+      <w:lvlJc w:val="left"/>
+      <w:pPr>
+        <w:ind w:left="3520" w:hanging="440"/>
+      </w:pPr>
+      <w:rPr>
+        <w:rFonts w:ascii="Wingdings" w:hAnsi="Wingdings" w:hint="default"/>
+      </w:rPr>
+    </w:lvl>
+    <w:lvl w:ilvl="7" w:tplc="04090003" w:tentative="1">
+      <w:start w:val="1"/>
+      <w:numFmt w:val="bullet"/>
+      <w:lvlText w:val=""/>
+      <w:lvlJc w:val="left"/>
+      <w:pPr>
+        <w:ind w:left="3960" w:hanging="440"/>
+      </w:pPr>
+      <w:rPr>
+        <w:rFonts w:ascii="Wingdings" w:hAnsi="Wingdings" w:hint="default"/>
+      </w:rPr>
+    </w:lvl>
+    <w:lvl w:ilvl="8" w:tplc="04090005" w:tentative="1">
+      <w:start w:val="1"/>
+      <w:numFmt w:val="bullet"/>
+      <w:lvlText w:val=""/>
+      <w:lvlJc w:val="left"/>
+      <w:pPr>
+        <w:ind w:left="4400" w:hanging="440"/>
+      </w:pPr>
+      <w:rPr>
+        <w:rFonts w:ascii="Wingdings" w:hAnsi="Wingdings" w:hint="default"/>
+      </w:rPr>
+    </w:lvl>
+  </w:abstractNum>
   <w:num w:numId="1" w16cid:durableId="1396316752">
     <w:abstractNumId w:val="0"/>
+  </w:num>
+  <w:num w:numId="2" w16cid:durableId="618490504">
+    <w:abstractNumId w:val="1"/>
+  </w:num>
+  <w:num w:numId="3" w16cid:durableId="1260093032">
+    <w:abstractNumId w:val="2"/>
   </w:num>
 </w:numbering>
 </file>
